--- a/toeic_files/day04/Day04_4_LC기출문제집_Part_1_사람_사진_묘사문.docx
+++ b/toeic_files/day04/Day04_4_LC기출문제집_Part_1_사람_사진_묘사문.docx
@@ -7530,7 +7530,7 @@
         <w:sz w:val="16"/>
         <w:szCs w:val="16"/>
       </w:rPr>
-      <w:t xml:space="preserve">TOEIC 700+ 학습노트 · 정성윤</w:t>
+      <w:t xml:space="preserve">TOEIC 700+ 학습노트</w:t>
     </w:r>
   </w:p>
 </w:hdr>
